--- a/PLSQL/06장/6장_실습문제_추가서술형_정답.docx
+++ b/PLSQL/06장/6장_실습문제_추가서술형_정답.docx
@@ -42,7 +42,7 @@
           <w:rFonts w:ascii="맑은 고딕" w:hAnsi="맑은 고딕" w:eastAsia="맑은 고딕"/>
           <w:sz w:val="21"/>
         </w:rPr>
-        <w:t>모범답안: 정적 SQL은 컴파일 시점에 파싱되어 문법·객체 존재·권한이 검사되고 그 의존 관계가 USER_DEPENDENCIES에 기록된다. 실행 가능한 문장은 SELECT·DML·트랜잭션 제어로 한정되며, 정의자 권한 프로그램 안에서는 롤로 받은 권한이 무시되고 직접 부여된 권한만 사용된다. 동적 SQL은 실행 시점에 파싱되므로 오류가 전부 런타임 ORA- 예외로 나타나고, 의존성이 기록되지 않으며, DDL·DCL·세션 제어까지 실행할 수 있고, 실행 시점의 세션 권한 체계를 따르므로 롤 권한도 사용한다. 의존성 미기록의 사고 시나리오: 야간 통계 배치가 STAT_TMP 테이블을 동적 SQL로만 참조하는데 누군가 그 테이블을 DROP해도 프로시저는 VALID를 유지한다. 배포 검증에서 INVALID 객체를 점검해도 이상이 없으므로 아무도 눈치채지 못하다가 새벽 배치가 ORA-00942로 실패한다.</w:t>
+        <w:t>모범답안: 정적 SQL은 컴파일 시점에 파싱되어 문법·객체 존재·권한이 검사되고 그 의존 관계가 USER_DEPENDENCIES에 기록된다. 실행 가능한 문장은 SELECT·DML·트랜잭션 제어로 한정되며, 정의자 권한 프로그램 안에서는 롤로 받은 권한이 무시되고 직접 부여된 권한만 사용된다. 동적 SQL은 실행 시점에 파싱되므로 오류가 전부 런타임 ORA- 예외로 나타나고, 의존성이 기록되지 않으며, DDL·DCL·세션 제어까지 실행할 수 있고, 실행 시점에 권한이 검사된다. 다만 정의자 권한 프로그램 안에서는 정적이든 동적이든 롤 권한이 비활성화되므로, 동적으로 바꾼다고 롤 권한이 되살아나지는 않는다. 의존성 미기록의 사고 시나리오: 야간 통계 배치가 STAT_TMP 테이블을 동적 SQL로만 참조하는데 누군가 그 테이블을 DROP해도 프로시저는 VALID를 유지한다. 배포 검증에서 INVALID 객체를 점검해도 이상이 없으므로 아무도 눈치채지 못하다가 새벽 배치가 ORA-00942로 실패한다.</w:t>
       </w:r>
     </w:p>
     <w:p>
